--- a/TS-Padam/TS-7.5/TS 7.5 Malayalam Pada Paatam Corrections.docx
+++ b/TS-Padam/TS-7.5/TS 7.5 Malayalam Pada Paatam Corrections.docx
@@ -1,6 +1,6 @@
 
 <file path=word/document.xml><?xml version="1.0" encoding="utf-8"?>
-<w:document xmlns:wpc="http://schemas.microsoft.com/office/word/2010/wordprocessingCanvas" xmlns:cx="http://schemas.microsoft.com/office/drawing/2014/chartex" xmlns:cx1="http://schemas.microsoft.com/office/drawing/2015/9/8/chartex" xmlns:cx2="http://schemas.microsoft.com/office/drawing/2015/10/21/chartex" xmlns:cx3="http://schemas.microsoft.com/office/drawing/2016/5/9/chartex" xmlns:cx4="http://schemas.microsoft.com/office/drawing/2016/5/10/chartex" xmlns:cx5="http://schemas.microsoft.com/office/drawing/2016/5/11/chartex" xmlns:cx6="http://schemas.microsoft.com/office/drawing/2016/5/12/chartex" xmlns:cx7="http://schemas.microsoft.com/office/drawing/2016/5/13/chartex" xmlns:cx8="http://schemas.microsoft.com/office/drawing/2016/5/14/chartex" xmlns:mc="http://schemas.openxmlformats.org/markup-compatibility/2006" xmlns:aink="http://schemas.microsoft.com/office/drawing/2016/ink" xmlns:am3d="http://schemas.microsoft.com/office/drawing/2017/model3d" xmlns:o="urn:schemas-microsoft-com:office:office" xmlns:oel="http://schemas.microsoft.com/office/2019/extlst" xmlns:r="http://schemas.openxmlformats.org/officeDocument/2006/relationships" xmlns:m="http://schemas.openxmlformats.org/officeDocument/2006/math" xmlns:v="urn:schemas-microsoft-com:vml" xmlns:wp14="http://schemas.microsoft.com/office/word/2010/wordprocessingDrawing" xmlns:wp="http://schemas.openxmlformats.org/drawingml/2006/wordprocessingDrawing" xmlns:w10="urn:schemas-microsoft-com:office:word" xmlns:w="http://schemas.openxmlformats.org/wordprocessingml/2006/main" xmlns:w14="http://schemas.microsoft.com/office/word/2010/wordml" xmlns:w15="http://schemas.microsoft.com/office/word/2012/wordml" xmlns:w16cex="http://schemas.microsoft.com/office/word/2018/wordml/cex" xmlns:w16cid="http://schemas.microsoft.com/office/word/2016/wordml/cid" xmlns:w16="http://schemas.microsoft.com/office/word/2018/wordml" xmlns:w16du="http://schemas.microsoft.com/office/word/2023/wordml/word16du" xmlns:w16sdtdh="http://schemas.microsoft.com/office/word/2020/wordml/sdtdatahash" xmlns:w16sdtfl="http://schemas.microsoft.com/office/word/2024/wordml/sdtformatlock" xmlns:w16se="http://schemas.microsoft.com/office/word/2015/wordml/symex" xmlns:wpg="http://schemas.microsoft.com/office/word/2010/wordprocessingGroup" xmlns:wpi="http://schemas.microsoft.com/office/word/2010/wordprocessingInk" xmlns:wne="http://schemas.microsoft.com/office/word/2006/wordml" xmlns:wps="http://schemas.microsoft.com/office/word/2010/wordprocessingShape" mc:Ignorable="w14 w15 w16se w16cid w16 w16cex w16sdtdh w16sdtfl w16du wp14">
+<w:document xmlns:wpc="http://schemas.microsoft.com/office/word/2010/wordprocessingCanvas" xmlns:cx="http://schemas.microsoft.com/office/drawing/2014/chartex" xmlns:cx1="http://schemas.microsoft.com/office/drawing/2015/9/8/chartex" xmlns:cx2="http://schemas.microsoft.com/office/drawing/2015/10/21/chartex" xmlns:cx3="http://schemas.microsoft.com/office/drawing/2016/5/9/chartex" xmlns:cx4="http://schemas.microsoft.com/office/drawing/2016/5/10/chartex" xmlns:cx5="http://schemas.microsoft.com/office/drawing/2016/5/11/chartex" xmlns:cx6="http://schemas.microsoft.com/office/drawing/2016/5/12/chartex" xmlns:cx7="http://schemas.microsoft.com/office/drawing/2016/5/13/chartex" xmlns:cx8="http://schemas.microsoft.com/office/drawing/2016/5/14/chartex" xmlns:mc="http://schemas.openxmlformats.org/markup-compatibility/2006" xmlns:aink="http://schemas.microsoft.com/office/drawing/2016/ink" xmlns:am3d="http://schemas.microsoft.com/office/drawing/2017/model3d" xmlns:o="urn:schemas-microsoft-com:office:office" xmlns:oel="http://schemas.microsoft.com/office/2019/extlst" xmlns:r="http://schemas.openxmlformats.org/officeDocument/2006/relationships" xmlns:m="http://schemas.openxmlformats.org/officeDocument/2006/math" xmlns:v="urn:schemas-microsoft-com:vml" xmlns:wp14="http://schemas.microsoft.com/office/word/2010/wordprocessingDrawing" xmlns:wp="http://schemas.openxmlformats.org/drawingml/2006/wordprocessingDrawing" xmlns:w10="urn:schemas-microsoft-com:office:word" xmlns:w="http://schemas.openxmlformats.org/wordprocessingml/2006/main" xmlns:w14="http://schemas.microsoft.com/office/word/2010/wordml" xmlns:w15="http://schemas.microsoft.com/office/word/2012/wordml" xmlns:w16cei="http://schemas.microsoft.com/office/word/2026/wordml/cei" xmlns:w16cex="http://schemas.microsoft.com/office/word/2018/wordml/cex" xmlns:w16cid="http://schemas.microsoft.com/office/word/2016/wordml/cid" xmlns:w16="http://schemas.microsoft.com/office/word/2018/wordml" xmlns:w16du="http://schemas.microsoft.com/office/word/2023/wordml/word16du" xmlns:w16sdtdh="http://schemas.microsoft.com/office/word/2020/wordml/sdtdatahash" xmlns:w16sdtfl="http://schemas.microsoft.com/office/word/2024/wordml/sdtformatlock" xmlns:w16se="http://schemas.microsoft.com/office/word/2015/wordml/symex" xmlns:wpg="http://schemas.microsoft.com/office/word/2010/wordprocessingGroup" xmlns:wpi="http://schemas.microsoft.com/office/word/2010/wordprocessingInk" xmlns:wne="http://schemas.microsoft.com/office/word/2006/wordml" xmlns:wps="http://schemas.microsoft.com/office/word/2010/wordprocessingShape" mc:Ignorable="w14 w15 w16se w16cid w16 w16cex w16sdtdh w16sdtfl w16du wp14">
   <w:body>
     <w:p>
       <w:pPr>
@@ -102,7 +102,18 @@
           <w:szCs w:val="32"/>
           <w:u w:val="single"/>
         </w:rPr>
-        <w:t xml:space="preserve">Observed till </w:t>
+        <w:t xml:space="preserve">Observed </w:t>
+      </w:r>
+      <w:proofErr w:type="gramStart"/>
+      <w:r>
+        <w:rPr>
+          <w:b/>
+          <w:bCs/>
+          <w:sz w:val="32"/>
+          <w:szCs w:val="32"/>
+          <w:u w:val="single"/>
+        </w:rPr>
+        <w:t xml:space="preserve">till </w:t>
       </w:r>
       <w:r>
         <w:rPr>
@@ -115,6 +126,7 @@
         </w:rPr>
         <w:t>???</w:t>
       </w:r>
+      <w:proofErr w:type="gramEnd"/>
     </w:p>
     <w:p>
       <w:pPr>
@@ -1026,6 +1038,279 @@
       </w:tr>
       <w:tr>
         <w:trPr>
+          <w:trHeight w:val="964"/>
+        </w:trPr>
+        <w:tc>
+          <w:tcPr>
+            <w:tcW w:w="3452" w:type="dxa"/>
+            <w:tcBorders>
+              <w:top w:val="single" w:sz="4" w:space="0" w:color="000000"/>
+              <w:left w:val="single" w:sz="4" w:space="0" w:color="000000"/>
+              <w:bottom w:val="single" w:sz="4" w:space="0" w:color="000000"/>
+              <w:right w:val="single" w:sz="4" w:space="0" w:color="000000"/>
+            </w:tcBorders>
+          </w:tcPr>
+          <w:p>
+            <w:pPr>
+              <w:widowControl w:val="0"/>
+              <w:autoSpaceDE w:val="0"/>
+              <w:autoSpaceDN w:val="0"/>
+              <w:adjustRightInd w:val="0"/>
+              <w:spacing w:before="0" w:line="240" w:lineRule="auto"/>
+              <w:rPr>
+                <w:rFonts w:cs="Arial"/>
+                <w:b/>
+                <w:bCs/>
+                <w:sz w:val="28"/>
+                <w:szCs w:val="28"/>
+              </w:rPr>
+            </w:pPr>
+            <w:r>
+              <w:rPr>
+                <w:rFonts w:cs="Arial"/>
+                <w:b/>
+                <w:bCs/>
+                <w:sz w:val="28"/>
+                <w:szCs w:val="28"/>
+              </w:rPr>
+              <w:t>TS 7.5.</w:t>
+            </w:r>
+            <w:r>
+              <w:rPr>
+                <w:rFonts w:cs="Arial"/>
+                <w:b/>
+                <w:bCs/>
+                <w:sz w:val="28"/>
+                <w:szCs w:val="28"/>
+              </w:rPr>
+              <w:t>8.3</w:t>
+            </w:r>
+            <w:r>
+              <w:rPr>
+                <w:rFonts w:cs="Arial"/>
+                <w:b/>
+                <w:bCs/>
+                <w:sz w:val="28"/>
+                <w:szCs w:val="28"/>
+              </w:rPr>
+              <w:t xml:space="preserve"> – Vaakyam</w:t>
+            </w:r>
+          </w:p>
+          <w:p>
+            <w:pPr>
+              <w:widowControl w:val="0"/>
+              <w:autoSpaceDE w:val="0"/>
+              <w:autoSpaceDN w:val="0"/>
+              <w:adjustRightInd w:val="0"/>
+              <w:spacing w:before="0" w:line="240" w:lineRule="auto"/>
+              <w:rPr>
+                <w:b/>
+                <w:sz w:val="28"/>
+                <w:szCs w:val="28"/>
+              </w:rPr>
+            </w:pPr>
+            <w:r>
+              <w:rPr>
+                <w:b/>
+                <w:sz w:val="28"/>
+                <w:szCs w:val="28"/>
+              </w:rPr>
+              <w:t xml:space="preserve">Line No. </w:t>
+            </w:r>
+            <w:r>
+              <w:rPr>
+                <w:b/>
+                <w:sz w:val="28"/>
+                <w:szCs w:val="28"/>
+              </w:rPr>
+              <w:t>–</w:t>
+            </w:r>
+            <w:r>
+              <w:rPr>
+                <w:b/>
+                <w:sz w:val="28"/>
+                <w:szCs w:val="28"/>
+              </w:rPr>
+              <w:t xml:space="preserve"> </w:t>
+            </w:r>
+            <w:r>
+              <w:rPr>
+                <w:b/>
+                <w:sz w:val="28"/>
+                <w:szCs w:val="28"/>
+              </w:rPr>
+              <w:t>3</w:t>
+            </w:r>
+          </w:p>
+          <w:p>
+            <w:pPr>
+              <w:widowControl w:val="0"/>
+              <w:autoSpaceDE w:val="0"/>
+              <w:autoSpaceDN w:val="0"/>
+              <w:adjustRightInd w:val="0"/>
+              <w:spacing w:before="0" w:line="240" w:lineRule="auto"/>
+              <w:rPr>
+                <w:rFonts w:cs="Arial"/>
+                <w:b/>
+                <w:bCs/>
+                <w:sz w:val="28"/>
+                <w:szCs w:val="28"/>
+              </w:rPr>
+            </w:pPr>
+            <w:r>
+              <w:rPr>
+                <w:b/>
+                <w:sz w:val="28"/>
+                <w:szCs w:val="28"/>
+              </w:rPr>
+              <w:t xml:space="preserve">Panchaati No. – </w:t>
+            </w:r>
+            <w:r>
+              <w:rPr>
+                <w:b/>
+                <w:sz w:val="28"/>
+                <w:szCs w:val="28"/>
+              </w:rPr>
+              <w:t>2</w:t>
+            </w:r>
+            <w:r>
+              <w:rPr>
+                <w:b/>
+                <w:sz w:val="28"/>
+                <w:szCs w:val="28"/>
+              </w:rPr>
+              <w:t>5</w:t>
+            </w:r>
+          </w:p>
+        </w:tc>
+        <w:tc>
+          <w:tcPr>
+            <w:tcW w:w="5096" w:type="dxa"/>
+            <w:tcBorders>
+              <w:top w:val="single" w:sz="4" w:space="0" w:color="000000"/>
+              <w:left w:val="single" w:sz="4" w:space="0" w:color="000000"/>
+              <w:bottom w:val="single" w:sz="4" w:space="0" w:color="000000"/>
+              <w:right w:val="single" w:sz="4" w:space="0" w:color="000000"/>
+            </w:tcBorders>
+          </w:tcPr>
+          <w:p>
+            <w:pPr>
+              <w:widowControl w:val="0"/>
+              <w:autoSpaceDE w:val="0"/>
+              <w:autoSpaceDN w:val="0"/>
+              <w:adjustRightInd w:val="0"/>
+              <w:spacing w:before="0" w:line="240" w:lineRule="auto"/>
+              <w:ind w:right="-45"/>
+              <w:rPr>
+                <w:rFonts w:ascii="BRH Malayalam Extra" w:hAnsi="BRH Malayalam Extra" w:cs="BRH Malayalam Extra"/>
+                <w:sz w:val="40"/>
+                <w:szCs w:val="40"/>
+              </w:rPr>
+            </w:pPr>
+            <w:r>
+              <w:rPr>
+                <w:rFonts w:ascii="BRH Malayalam Extra" w:hAnsi="BRH Malayalam Extra" w:cs="BRH Malayalam Extra"/>
+                <w:sz w:val="40"/>
+                <w:szCs w:val="40"/>
+              </w:rPr>
+              <w:t>öeRx˜¤¤Zõ öe</w:t>
+            </w:r>
+            <w:r>
+              <w:rPr>
+                <w:rFonts w:ascii="BRH Malayalam Extra" w:hAnsi="BRH Malayalam Extra" w:cs="BRH Malayalam Extra"/>
+                <w:sz w:val="34"/>
+                <w:szCs w:val="40"/>
+              </w:rPr>
+              <w:t>–</w:t>
+            </w:r>
+            <w:r>
+              <w:rPr>
+                <w:rFonts w:ascii="BRH Malayalam Extra" w:hAnsi="BRH Malayalam Extra" w:cs="BRH Malayalam Extra"/>
+                <w:sz w:val="40"/>
+                <w:szCs w:val="40"/>
+                <w:highlight w:val="yellow"/>
+              </w:rPr>
+              <w:t>Rx—</w:t>
+            </w:r>
+            <w:r>
+              <w:rPr>
+                <w:rFonts w:ascii="BRH Malayalam Extra" w:hAnsi="BRH Malayalam Extra" w:cs="BRH Malayalam Extra"/>
+                <w:sz w:val="40"/>
+                <w:szCs w:val="40"/>
+              </w:rPr>
+              <w:t>eZyJ</w:t>
+            </w:r>
+          </w:p>
+        </w:tc>
+        <w:tc>
+          <w:tcPr>
+            <w:tcW w:w="5423" w:type="dxa"/>
+            <w:tcBorders>
+              <w:top w:val="single" w:sz="4" w:space="0" w:color="000000"/>
+              <w:left w:val="single" w:sz="4" w:space="0" w:color="000000"/>
+              <w:bottom w:val="single" w:sz="4" w:space="0" w:color="000000"/>
+              <w:right w:val="single" w:sz="4" w:space="0" w:color="000000"/>
+            </w:tcBorders>
+          </w:tcPr>
+          <w:p>
+            <w:pPr>
+              <w:widowControl w:val="0"/>
+              <w:autoSpaceDE w:val="0"/>
+              <w:autoSpaceDN w:val="0"/>
+              <w:adjustRightInd w:val="0"/>
+              <w:spacing w:line="264" w:lineRule="auto"/>
+              <w:rPr>
+                <w:rFonts w:ascii="BRH Malayalam Extra" w:hAnsi="BRH Malayalam Extra" w:cs="BRH Malayalam Extra"/>
+                <w:sz w:val="40"/>
+                <w:szCs w:val="40"/>
+              </w:rPr>
+            </w:pPr>
+            <w:r>
+              <w:rPr>
+                <w:rFonts w:ascii="BRH Malayalam Extra" w:hAnsi="BRH Malayalam Extra" w:cs="BRH Malayalam Extra"/>
+                <w:sz w:val="40"/>
+                <w:szCs w:val="40"/>
+              </w:rPr>
+              <w:t>öeRx˜¤¤Zõ öe</w:t>
+            </w:r>
+            <w:r>
+              <w:rPr>
+                <w:rFonts w:ascii="BRH Malayalam Extra" w:hAnsi="BRH Malayalam Extra" w:cs="BRH Malayalam Extra"/>
+                <w:sz w:val="34"/>
+                <w:szCs w:val="40"/>
+              </w:rPr>
+              <w:t>–</w:t>
+            </w:r>
+            <w:r>
+              <w:rPr>
+                <w:rFonts w:ascii="BRH Malayalam Extra" w:hAnsi="BRH Malayalam Extra" w:cs="BRH Malayalam Extra"/>
+                <w:sz w:val="40"/>
+                <w:szCs w:val="40"/>
+              </w:rPr>
+              <w:t>Rx</w:t>
+            </w:r>
+            <w:r>
+              <w:rPr>
+                <w:rFonts w:ascii="BRH Malayalam Extra" w:hAnsi="BRH Malayalam Extra" w:cs="BRH Malayalam Extra"/>
+                <w:sz w:val="40"/>
+                <w:szCs w:val="40"/>
+                <w:highlight w:val="green"/>
+              </w:rPr>
+              <w:t>e</w:t>
+            </w:r>
+            <w:r>
+              <w:rPr>
+                <w:rFonts w:ascii="BRH Malayalam Extra" w:hAnsi="BRH Malayalam Extra" w:cs="BRH Malayalam Extra"/>
+                <w:sz w:val="40"/>
+                <w:szCs w:val="40"/>
+              </w:rPr>
+              <w:t>—ZyJ</w:t>
+            </w:r>
+          </w:p>
+        </w:tc>
+      </w:tr>
+      <w:tr>
+        <w:trPr>
           <w:trHeight w:val="983"/>
         </w:trPr>
         <w:tc>
@@ -1719,6 +2004,7 @@
           <w:b/>
           <w:bCs/>
         </w:rPr>
+        <w:lastRenderedPageBreak/>
         <w:t>(ignore those which are already incorporated in your book’s version and date)</w:t>
       </w:r>
     </w:p>
@@ -1777,7 +2063,6 @@
                 <w:sz w:val="32"/>
                 <w:szCs w:val="32"/>
               </w:rPr>
-              <w:lastRenderedPageBreak/>
               <w:t>Reference</w:t>
             </w:r>
           </w:p>
@@ -1800,7 +2085,6 @@
                 <w:sz w:val="32"/>
                 <w:szCs w:val="32"/>
               </w:rPr>
-              <w:lastRenderedPageBreak/>
               <w:t>As Printed</w:t>
             </w:r>
           </w:p>
@@ -3091,7 +3375,25 @@
                 <w:sz w:val="40"/>
                 <w:szCs w:val="40"/>
               </w:rPr>
-              <w:t>— ( ) |</w:t>
+              <w:t xml:space="preserve">— </w:t>
+            </w:r>
+            <w:proofErr w:type="gramStart"/>
+            <w:r>
+              <w:rPr>
+                <w:rFonts w:ascii="BRH Malayalam Extra" w:hAnsi="BRH Malayalam Extra" w:cs="BRH Malayalam Extra"/>
+                <w:sz w:val="40"/>
+                <w:szCs w:val="40"/>
+              </w:rPr>
+              <w:t>( )</w:t>
+            </w:r>
+            <w:proofErr w:type="gramEnd"/>
+            <w:r>
+              <w:rPr>
+                <w:rFonts w:ascii="BRH Malayalam Extra" w:hAnsi="BRH Malayalam Extra" w:cs="BRH Malayalam Extra"/>
+                <w:sz w:val="40"/>
+                <w:szCs w:val="40"/>
+              </w:rPr>
+              <w:t xml:space="preserve"> |</w:t>
             </w:r>
           </w:p>
         </w:tc>
@@ -3145,7 +3447,25 @@
                 <w:sz w:val="40"/>
                 <w:szCs w:val="40"/>
               </w:rPr>
-              <w:t xml:space="preserve"> ( ) |</w:t>
+              <w:t xml:space="preserve"> </w:t>
+            </w:r>
+            <w:proofErr w:type="gramStart"/>
+            <w:r>
+              <w:rPr>
+                <w:rFonts w:ascii="BRH Malayalam Extra" w:hAnsi="BRH Malayalam Extra" w:cs="BRH Malayalam Extra"/>
+                <w:sz w:val="40"/>
+                <w:szCs w:val="40"/>
+              </w:rPr>
+              <w:t>( )</w:t>
+            </w:r>
+            <w:proofErr w:type="gramEnd"/>
+            <w:r>
+              <w:rPr>
+                <w:rFonts w:ascii="BRH Malayalam Extra" w:hAnsi="BRH Malayalam Extra" w:cs="BRH Malayalam Extra"/>
+                <w:sz w:val="40"/>
+                <w:szCs w:val="40"/>
+              </w:rPr>
+              <w:t xml:space="preserve"> |</w:t>
             </w:r>
           </w:p>
         </w:tc>
@@ -3960,6 +4280,7 @@
                 <w:sz w:val="32"/>
                 <w:szCs w:val="32"/>
               </w:rPr>
+              <w:lastRenderedPageBreak/>
               <w:t>Section, Paragraph</w:t>
             </w:r>
           </w:p>
@@ -3977,7 +4298,6 @@
                 <w:sz w:val="32"/>
                 <w:szCs w:val="32"/>
               </w:rPr>
-              <w:lastRenderedPageBreak/>
               <w:t>Reference</w:t>
             </w:r>
           </w:p>
@@ -4000,7 +4320,6 @@
                 <w:sz w:val="32"/>
                 <w:szCs w:val="32"/>
               </w:rPr>
-              <w:lastRenderedPageBreak/>
               <w:t>As Printed</w:t>
             </w:r>
           </w:p>
@@ -5134,6 +5453,7 @@
                 <w:sz w:val="32"/>
                 <w:szCs w:val="32"/>
               </w:rPr>
+              <w:lastRenderedPageBreak/>
               <w:t>Section, Paragraph</w:t>
             </w:r>
           </w:p>
@@ -5151,7 +5471,6 @@
                 <w:sz w:val="32"/>
                 <w:szCs w:val="32"/>
               </w:rPr>
-              <w:lastRenderedPageBreak/>
               <w:t>Reference</w:t>
             </w:r>
           </w:p>
@@ -5174,7 +5493,6 @@
                 <w:sz w:val="32"/>
                 <w:szCs w:val="32"/>
               </w:rPr>
-              <w:lastRenderedPageBreak/>
               <w:t>As Printed</w:t>
             </w:r>
           </w:p>
@@ -8081,7 +8399,7 @@
 </file>
 
 <file path=word/endnotes.xml><?xml version="1.0" encoding="utf-8"?>
-<w:endnotes xmlns:wpc="http://schemas.microsoft.com/office/word/2010/wordprocessingCanvas" xmlns:cx="http://schemas.microsoft.com/office/drawing/2014/chartex" xmlns:cx1="http://schemas.microsoft.com/office/drawing/2015/9/8/chartex" xmlns:cx2="http://schemas.microsoft.com/office/drawing/2015/10/21/chartex" xmlns:cx3="http://schemas.microsoft.com/office/drawing/2016/5/9/chartex" xmlns:cx4="http://schemas.microsoft.com/office/drawing/2016/5/10/chartex" xmlns:cx5="http://schemas.microsoft.com/office/drawing/2016/5/11/chartex" xmlns:cx6="http://schemas.microsoft.com/office/drawing/2016/5/12/chartex" xmlns:cx7="http://schemas.microsoft.com/office/drawing/2016/5/13/chartex" xmlns:cx8="http://schemas.microsoft.com/office/drawing/2016/5/14/chartex" xmlns:mc="http://schemas.openxmlformats.org/markup-compatibility/2006" xmlns:aink="http://schemas.microsoft.com/office/drawing/2016/ink" xmlns:am3d="http://schemas.microsoft.com/office/drawing/2017/model3d" xmlns:o="urn:schemas-microsoft-com:office:office" xmlns:oel="http://schemas.microsoft.com/office/2019/extlst" xmlns:r="http://schemas.openxmlformats.org/officeDocument/2006/relationships" xmlns:m="http://schemas.openxmlformats.org/officeDocument/2006/math" xmlns:v="urn:schemas-microsoft-com:vml" xmlns:wp14="http://schemas.microsoft.com/office/word/2010/wordprocessingDrawing" xmlns:wp="http://schemas.openxmlformats.org/drawingml/2006/wordprocessingDrawing" xmlns:w10="urn:schemas-microsoft-com:office:word" xmlns:w="http://schemas.openxmlformats.org/wordprocessingml/2006/main" xmlns:w14="http://schemas.microsoft.com/office/word/2010/wordml" xmlns:w15="http://schemas.microsoft.com/office/word/2012/wordml" xmlns:w16cex="http://schemas.microsoft.com/office/word/2018/wordml/cex" xmlns:w16cid="http://schemas.microsoft.com/office/word/2016/wordml/cid" xmlns:w16="http://schemas.microsoft.com/office/word/2018/wordml" xmlns:w16du="http://schemas.microsoft.com/office/word/2023/wordml/word16du" xmlns:w16sdtdh="http://schemas.microsoft.com/office/word/2020/wordml/sdtdatahash" xmlns:w16sdtfl="http://schemas.microsoft.com/office/word/2024/wordml/sdtformatlock" xmlns:w16se="http://schemas.microsoft.com/office/word/2015/wordml/symex" xmlns:wpg="http://schemas.microsoft.com/office/word/2010/wordprocessingGroup" xmlns:wpi="http://schemas.microsoft.com/office/word/2010/wordprocessingInk" xmlns:wne="http://schemas.microsoft.com/office/word/2006/wordml" xmlns:wps="http://schemas.microsoft.com/office/word/2010/wordprocessingShape" mc:Ignorable="w14 w15 w16se w16cid w16 w16cex w16sdtdh w16sdtfl w16du wp14">
+<w:endnotes xmlns:wpc="http://schemas.microsoft.com/office/word/2010/wordprocessingCanvas" xmlns:cx="http://schemas.microsoft.com/office/drawing/2014/chartex" xmlns:cx1="http://schemas.microsoft.com/office/drawing/2015/9/8/chartex" xmlns:cx2="http://schemas.microsoft.com/office/drawing/2015/10/21/chartex" xmlns:cx3="http://schemas.microsoft.com/office/drawing/2016/5/9/chartex" xmlns:cx4="http://schemas.microsoft.com/office/drawing/2016/5/10/chartex" xmlns:cx5="http://schemas.microsoft.com/office/drawing/2016/5/11/chartex" xmlns:cx6="http://schemas.microsoft.com/office/drawing/2016/5/12/chartex" xmlns:cx7="http://schemas.microsoft.com/office/drawing/2016/5/13/chartex" xmlns:cx8="http://schemas.microsoft.com/office/drawing/2016/5/14/chartex" xmlns:mc="http://schemas.openxmlformats.org/markup-compatibility/2006" xmlns:aink="http://schemas.microsoft.com/office/drawing/2016/ink" xmlns:am3d="http://schemas.microsoft.com/office/drawing/2017/model3d" xmlns:o="urn:schemas-microsoft-com:office:office" xmlns:oel="http://schemas.microsoft.com/office/2019/extlst" xmlns:r="http://schemas.openxmlformats.org/officeDocument/2006/relationships" xmlns:m="http://schemas.openxmlformats.org/officeDocument/2006/math" xmlns:v="urn:schemas-microsoft-com:vml" xmlns:wp14="http://schemas.microsoft.com/office/word/2010/wordprocessingDrawing" xmlns:wp="http://schemas.openxmlformats.org/drawingml/2006/wordprocessingDrawing" xmlns:w10="urn:schemas-microsoft-com:office:word" xmlns:w="http://schemas.openxmlformats.org/wordprocessingml/2006/main" xmlns:w14="http://schemas.microsoft.com/office/word/2010/wordml" xmlns:w15="http://schemas.microsoft.com/office/word/2012/wordml" xmlns:w16cei="http://schemas.microsoft.com/office/word/2026/wordml/cei" xmlns:w16cex="http://schemas.microsoft.com/office/word/2018/wordml/cex" xmlns:w16cid="http://schemas.microsoft.com/office/word/2016/wordml/cid" xmlns:w16="http://schemas.microsoft.com/office/word/2018/wordml" xmlns:w16du="http://schemas.microsoft.com/office/word/2023/wordml/word16du" xmlns:w16sdtdh="http://schemas.microsoft.com/office/word/2020/wordml/sdtdatahash" xmlns:w16sdtfl="http://schemas.microsoft.com/office/word/2024/wordml/sdtformatlock" xmlns:w16se="http://schemas.microsoft.com/office/word/2015/wordml/symex" xmlns:wpg="http://schemas.microsoft.com/office/word/2010/wordprocessingGroup" xmlns:wpi="http://schemas.microsoft.com/office/word/2010/wordprocessingInk" xmlns:wne="http://schemas.microsoft.com/office/word/2006/wordml" xmlns:wps="http://schemas.microsoft.com/office/word/2010/wordprocessingShape" mc:Ignorable="w14 w15 w16se w16cid w16 w16cex w16sdtdh w16sdtfl w16du wp14">
   <w:endnote w:type="separator" w:id="-1">
     <w:p>
       <w:pPr>
@@ -8106,7 +8424,7 @@
 </file>
 
 <file path=word/footer1.xml><?xml version="1.0" encoding="utf-8"?>
-<w:ftr xmlns:wpc="http://schemas.microsoft.com/office/word/2010/wordprocessingCanvas" xmlns:cx="http://schemas.microsoft.com/office/drawing/2014/chartex" xmlns:cx1="http://schemas.microsoft.com/office/drawing/2015/9/8/chartex" xmlns:cx2="http://schemas.microsoft.com/office/drawing/2015/10/21/chartex" xmlns:cx3="http://schemas.microsoft.com/office/drawing/2016/5/9/chartex" xmlns:cx4="http://schemas.microsoft.com/office/drawing/2016/5/10/chartex" xmlns:cx5="http://schemas.microsoft.com/office/drawing/2016/5/11/chartex" xmlns:cx6="http://schemas.microsoft.com/office/drawing/2016/5/12/chartex" xmlns:cx7="http://schemas.microsoft.com/office/drawing/2016/5/13/chartex" xmlns:cx8="http://schemas.microsoft.com/office/drawing/2016/5/14/chartex" xmlns:mc="http://schemas.openxmlformats.org/markup-compatibility/2006" xmlns:aink="http://schemas.microsoft.com/office/drawing/2016/ink" xmlns:am3d="http://schemas.microsoft.com/office/drawing/2017/model3d" xmlns:o="urn:schemas-microsoft-com:office:office" xmlns:oel="http://schemas.microsoft.com/office/2019/extlst" xmlns:r="http://schemas.openxmlformats.org/officeDocument/2006/relationships" xmlns:m="http://schemas.openxmlformats.org/officeDocument/2006/math" xmlns:v="urn:schemas-microsoft-com:vml" xmlns:wp14="http://schemas.microsoft.com/office/word/2010/wordprocessingDrawing" xmlns:wp="http://schemas.openxmlformats.org/drawingml/2006/wordprocessingDrawing" xmlns:w10="urn:schemas-microsoft-com:office:word" xmlns:w="http://schemas.openxmlformats.org/wordprocessingml/2006/main" xmlns:w14="http://schemas.microsoft.com/office/word/2010/wordml" xmlns:w15="http://schemas.microsoft.com/office/word/2012/wordml" xmlns:w16cex="http://schemas.microsoft.com/office/word/2018/wordml/cex" xmlns:w16cid="http://schemas.microsoft.com/office/word/2016/wordml/cid" xmlns:w16="http://schemas.microsoft.com/office/word/2018/wordml" xmlns:w16du="http://schemas.microsoft.com/office/word/2023/wordml/word16du" xmlns:w16sdtdh="http://schemas.microsoft.com/office/word/2020/wordml/sdtdatahash" xmlns:w16sdtfl="http://schemas.microsoft.com/office/word/2024/wordml/sdtformatlock" xmlns:w16se="http://schemas.microsoft.com/office/word/2015/wordml/symex" xmlns:wpg="http://schemas.microsoft.com/office/word/2010/wordprocessingGroup" xmlns:wpi="http://schemas.microsoft.com/office/word/2010/wordprocessingInk" xmlns:wne="http://schemas.microsoft.com/office/word/2006/wordml" xmlns:wps="http://schemas.microsoft.com/office/word/2010/wordprocessingShape" mc:Ignorable="w14 w15 w16se w16cid w16 w16cex w16sdtdh w16sdtfl w16du wp14">
+<w:ftr xmlns:wpc="http://schemas.microsoft.com/office/word/2010/wordprocessingCanvas" xmlns:cx="http://schemas.microsoft.com/office/drawing/2014/chartex" xmlns:cx1="http://schemas.microsoft.com/office/drawing/2015/9/8/chartex" xmlns:cx2="http://schemas.microsoft.com/office/drawing/2015/10/21/chartex" xmlns:cx3="http://schemas.microsoft.com/office/drawing/2016/5/9/chartex" xmlns:cx4="http://schemas.microsoft.com/office/drawing/2016/5/10/chartex" xmlns:cx5="http://schemas.microsoft.com/office/drawing/2016/5/11/chartex" xmlns:cx6="http://schemas.microsoft.com/office/drawing/2016/5/12/chartex" xmlns:cx7="http://schemas.microsoft.com/office/drawing/2016/5/13/chartex" xmlns:cx8="http://schemas.microsoft.com/office/drawing/2016/5/14/chartex" xmlns:mc="http://schemas.openxmlformats.org/markup-compatibility/2006" xmlns:aink="http://schemas.microsoft.com/office/drawing/2016/ink" xmlns:am3d="http://schemas.microsoft.com/office/drawing/2017/model3d" xmlns:o="urn:schemas-microsoft-com:office:office" xmlns:oel="http://schemas.microsoft.com/office/2019/extlst" xmlns:r="http://schemas.openxmlformats.org/officeDocument/2006/relationships" xmlns:m="http://schemas.openxmlformats.org/officeDocument/2006/math" xmlns:v="urn:schemas-microsoft-com:vml" xmlns:wp14="http://schemas.microsoft.com/office/word/2010/wordprocessingDrawing" xmlns:wp="http://schemas.openxmlformats.org/drawingml/2006/wordprocessingDrawing" xmlns:w10="urn:schemas-microsoft-com:office:word" xmlns:w="http://schemas.openxmlformats.org/wordprocessingml/2006/main" xmlns:w14="http://schemas.microsoft.com/office/word/2010/wordml" xmlns:w15="http://schemas.microsoft.com/office/word/2012/wordml" xmlns:w16cei="http://schemas.microsoft.com/office/word/2026/wordml/cei" xmlns:w16cex="http://schemas.microsoft.com/office/word/2018/wordml/cex" xmlns:w16cid="http://schemas.microsoft.com/office/word/2016/wordml/cid" xmlns:w16="http://schemas.microsoft.com/office/word/2018/wordml" xmlns:w16du="http://schemas.microsoft.com/office/word/2023/wordml/word16du" xmlns:w16sdtdh="http://schemas.microsoft.com/office/word/2020/wordml/sdtdatahash" xmlns:w16sdtfl="http://schemas.microsoft.com/office/word/2024/wordml/sdtformatlock" xmlns:w16se="http://schemas.microsoft.com/office/word/2015/wordml/symex" xmlns:wpg="http://schemas.microsoft.com/office/word/2010/wordprocessingGroup" xmlns:wpi="http://schemas.microsoft.com/office/word/2010/wordprocessingInk" xmlns:wne="http://schemas.microsoft.com/office/word/2006/wordml" xmlns:wps="http://schemas.microsoft.com/office/word/2010/wordprocessingShape" mc:Ignorable="w14 w15 w16se w16cid w16 w16cex w16sdtdh w16sdtfl w16du wp14">
   <w:p>
     <w:pPr>
       <w:pBdr>
@@ -8287,7 +8605,7 @@
 </file>
 
 <file path=word/footer2.xml><?xml version="1.0" encoding="utf-8"?>
-<w:ftr xmlns:wpc="http://schemas.microsoft.com/office/word/2010/wordprocessingCanvas" xmlns:cx="http://schemas.microsoft.com/office/drawing/2014/chartex" xmlns:cx1="http://schemas.microsoft.com/office/drawing/2015/9/8/chartex" xmlns:cx2="http://schemas.microsoft.com/office/drawing/2015/10/21/chartex" xmlns:cx3="http://schemas.microsoft.com/office/drawing/2016/5/9/chartex" xmlns:cx4="http://schemas.microsoft.com/office/drawing/2016/5/10/chartex" xmlns:cx5="http://schemas.microsoft.com/office/drawing/2016/5/11/chartex" xmlns:cx6="http://schemas.microsoft.com/office/drawing/2016/5/12/chartex" xmlns:cx7="http://schemas.microsoft.com/office/drawing/2016/5/13/chartex" xmlns:cx8="http://schemas.microsoft.com/office/drawing/2016/5/14/chartex" xmlns:mc="http://schemas.openxmlformats.org/markup-compatibility/2006" xmlns:aink="http://schemas.microsoft.com/office/drawing/2016/ink" xmlns:am3d="http://schemas.microsoft.com/office/drawing/2017/model3d" xmlns:o="urn:schemas-microsoft-com:office:office" xmlns:oel="http://schemas.microsoft.com/office/2019/extlst" xmlns:r="http://schemas.openxmlformats.org/officeDocument/2006/relationships" xmlns:m="http://schemas.openxmlformats.org/officeDocument/2006/math" xmlns:v="urn:schemas-microsoft-com:vml" xmlns:wp14="http://schemas.microsoft.com/office/word/2010/wordprocessingDrawing" xmlns:wp="http://schemas.openxmlformats.org/drawingml/2006/wordprocessingDrawing" xmlns:w10="urn:schemas-microsoft-com:office:word" xmlns:w="http://schemas.openxmlformats.org/wordprocessingml/2006/main" xmlns:w14="http://schemas.microsoft.com/office/word/2010/wordml" xmlns:w15="http://schemas.microsoft.com/office/word/2012/wordml" xmlns:w16cex="http://schemas.microsoft.com/office/word/2018/wordml/cex" xmlns:w16cid="http://schemas.microsoft.com/office/word/2016/wordml/cid" xmlns:w16="http://schemas.microsoft.com/office/word/2018/wordml" xmlns:w16du="http://schemas.microsoft.com/office/word/2023/wordml/word16du" xmlns:w16sdtdh="http://schemas.microsoft.com/office/word/2020/wordml/sdtdatahash" xmlns:w16sdtfl="http://schemas.microsoft.com/office/word/2024/wordml/sdtformatlock" xmlns:w16se="http://schemas.microsoft.com/office/word/2015/wordml/symex" xmlns:wpg="http://schemas.microsoft.com/office/word/2010/wordprocessingGroup" xmlns:wpi="http://schemas.microsoft.com/office/word/2010/wordprocessingInk" xmlns:wne="http://schemas.microsoft.com/office/word/2006/wordml" xmlns:wps="http://schemas.microsoft.com/office/word/2010/wordprocessingShape" mc:Ignorable="w14 w15 w16se w16cid w16 w16cex w16sdtdh w16sdtfl w16du wp14">
+<w:ftr xmlns:wpc="http://schemas.microsoft.com/office/word/2010/wordprocessingCanvas" xmlns:cx="http://schemas.microsoft.com/office/drawing/2014/chartex" xmlns:cx1="http://schemas.microsoft.com/office/drawing/2015/9/8/chartex" xmlns:cx2="http://schemas.microsoft.com/office/drawing/2015/10/21/chartex" xmlns:cx3="http://schemas.microsoft.com/office/drawing/2016/5/9/chartex" xmlns:cx4="http://schemas.microsoft.com/office/drawing/2016/5/10/chartex" xmlns:cx5="http://schemas.microsoft.com/office/drawing/2016/5/11/chartex" xmlns:cx6="http://schemas.microsoft.com/office/drawing/2016/5/12/chartex" xmlns:cx7="http://schemas.microsoft.com/office/drawing/2016/5/13/chartex" xmlns:cx8="http://schemas.microsoft.com/office/drawing/2016/5/14/chartex" xmlns:mc="http://schemas.openxmlformats.org/markup-compatibility/2006" xmlns:aink="http://schemas.microsoft.com/office/drawing/2016/ink" xmlns:am3d="http://schemas.microsoft.com/office/drawing/2017/model3d" xmlns:o="urn:schemas-microsoft-com:office:office" xmlns:oel="http://schemas.microsoft.com/office/2019/extlst" xmlns:r="http://schemas.openxmlformats.org/officeDocument/2006/relationships" xmlns:m="http://schemas.openxmlformats.org/officeDocument/2006/math" xmlns:v="urn:schemas-microsoft-com:vml" xmlns:wp14="http://schemas.microsoft.com/office/word/2010/wordprocessingDrawing" xmlns:wp="http://schemas.openxmlformats.org/drawingml/2006/wordprocessingDrawing" xmlns:w10="urn:schemas-microsoft-com:office:word" xmlns:w="http://schemas.openxmlformats.org/wordprocessingml/2006/main" xmlns:w14="http://schemas.microsoft.com/office/word/2010/wordml" xmlns:w15="http://schemas.microsoft.com/office/word/2012/wordml" xmlns:w16cei="http://schemas.microsoft.com/office/word/2026/wordml/cei" xmlns:w16cex="http://schemas.microsoft.com/office/word/2018/wordml/cex" xmlns:w16cid="http://schemas.microsoft.com/office/word/2016/wordml/cid" xmlns:w16="http://schemas.microsoft.com/office/word/2018/wordml" xmlns:w16du="http://schemas.microsoft.com/office/word/2023/wordml/word16du" xmlns:w16sdtdh="http://schemas.microsoft.com/office/word/2020/wordml/sdtdatahash" xmlns:w16sdtfl="http://schemas.microsoft.com/office/word/2024/wordml/sdtformatlock" xmlns:w16se="http://schemas.microsoft.com/office/word/2015/wordml/symex" xmlns:wpg="http://schemas.microsoft.com/office/word/2010/wordprocessingGroup" xmlns:wpi="http://schemas.microsoft.com/office/word/2010/wordprocessingInk" xmlns:wne="http://schemas.microsoft.com/office/word/2006/wordml" xmlns:wps="http://schemas.microsoft.com/office/word/2010/wordprocessingShape" mc:Ignorable="w14 w15 w16se w16cid w16 w16cex w16sdtdh w16sdtfl w16du wp14">
   <w:p>
     <w:pPr>
       <w:pBdr>
@@ -8482,7 +8800,7 @@
 </file>
 
 <file path=word/footnotes.xml><?xml version="1.0" encoding="utf-8"?>
-<w:footnotes xmlns:wpc="http://schemas.microsoft.com/office/word/2010/wordprocessingCanvas" xmlns:cx="http://schemas.microsoft.com/office/drawing/2014/chartex" xmlns:cx1="http://schemas.microsoft.com/office/drawing/2015/9/8/chartex" xmlns:cx2="http://schemas.microsoft.com/office/drawing/2015/10/21/chartex" xmlns:cx3="http://schemas.microsoft.com/office/drawing/2016/5/9/chartex" xmlns:cx4="http://schemas.microsoft.com/office/drawing/2016/5/10/chartex" xmlns:cx5="http://schemas.microsoft.com/office/drawing/2016/5/11/chartex" xmlns:cx6="http://schemas.microsoft.com/office/drawing/2016/5/12/chartex" xmlns:cx7="http://schemas.microsoft.com/office/drawing/2016/5/13/chartex" xmlns:cx8="http://schemas.microsoft.com/office/drawing/2016/5/14/chartex" xmlns:mc="http://schemas.openxmlformats.org/markup-compatibility/2006" xmlns:aink="http://schemas.microsoft.com/office/drawing/2016/ink" xmlns:am3d="http://schemas.microsoft.com/office/drawing/2017/model3d" xmlns:o="urn:schemas-microsoft-com:office:office" xmlns:oel="http://schemas.microsoft.com/office/2019/extlst" xmlns:r="http://schemas.openxmlformats.org/officeDocument/2006/relationships" xmlns:m="http://schemas.openxmlformats.org/officeDocument/2006/math" xmlns:v="urn:schemas-microsoft-com:vml" xmlns:wp14="http://schemas.microsoft.com/office/word/2010/wordprocessingDrawing" xmlns:wp="http://schemas.openxmlformats.org/drawingml/2006/wordprocessingDrawing" xmlns:w10="urn:schemas-microsoft-com:office:word" xmlns:w="http://schemas.openxmlformats.org/wordprocessingml/2006/main" xmlns:w14="http://schemas.microsoft.com/office/word/2010/wordml" xmlns:w15="http://schemas.microsoft.com/office/word/2012/wordml" xmlns:w16cex="http://schemas.microsoft.com/office/word/2018/wordml/cex" xmlns:w16cid="http://schemas.microsoft.com/office/word/2016/wordml/cid" xmlns:w16="http://schemas.microsoft.com/office/word/2018/wordml" xmlns:w16du="http://schemas.microsoft.com/office/word/2023/wordml/word16du" xmlns:w16sdtdh="http://schemas.microsoft.com/office/word/2020/wordml/sdtdatahash" xmlns:w16sdtfl="http://schemas.microsoft.com/office/word/2024/wordml/sdtformatlock" xmlns:w16se="http://schemas.microsoft.com/office/word/2015/wordml/symex" xmlns:wpg="http://schemas.microsoft.com/office/word/2010/wordprocessingGroup" xmlns:wpi="http://schemas.microsoft.com/office/word/2010/wordprocessingInk" xmlns:wne="http://schemas.microsoft.com/office/word/2006/wordml" xmlns:wps="http://schemas.microsoft.com/office/word/2010/wordprocessingShape" mc:Ignorable="w14 w15 w16se w16cid w16 w16cex w16sdtdh w16sdtfl w16du wp14">
+<w:footnotes xmlns:wpc="http://schemas.microsoft.com/office/word/2010/wordprocessingCanvas" xmlns:cx="http://schemas.microsoft.com/office/drawing/2014/chartex" xmlns:cx1="http://schemas.microsoft.com/office/drawing/2015/9/8/chartex" xmlns:cx2="http://schemas.microsoft.com/office/drawing/2015/10/21/chartex" xmlns:cx3="http://schemas.microsoft.com/office/drawing/2016/5/9/chartex" xmlns:cx4="http://schemas.microsoft.com/office/drawing/2016/5/10/chartex" xmlns:cx5="http://schemas.microsoft.com/office/drawing/2016/5/11/chartex" xmlns:cx6="http://schemas.microsoft.com/office/drawing/2016/5/12/chartex" xmlns:cx7="http://schemas.microsoft.com/office/drawing/2016/5/13/chartex" xmlns:cx8="http://schemas.microsoft.com/office/drawing/2016/5/14/chartex" xmlns:mc="http://schemas.openxmlformats.org/markup-compatibility/2006" xmlns:aink="http://schemas.microsoft.com/office/drawing/2016/ink" xmlns:am3d="http://schemas.microsoft.com/office/drawing/2017/model3d" xmlns:o="urn:schemas-microsoft-com:office:office" xmlns:oel="http://schemas.microsoft.com/office/2019/extlst" xmlns:r="http://schemas.openxmlformats.org/officeDocument/2006/relationships" xmlns:m="http://schemas.openxmlformats.org/officeDocument/2006/math" xmlns:v="urn:schemas-microsoft-com:vml" xmlns:wp14="http://schemas.microsoft.com/office/word/2010/wordprocessingDrawing" xmlns:wp="http://schemas.openxmlformats.org/drawingml/2006/wordprocessingDrawing" xmlns:w10="urn:schemas-microsoft-com:office:word" xmlns:w="http://schemas.openxmlformats.org/wordprocessingml/2006/main" xmlns:w14="http://schemas.microsoft.com/office/word/2010/wordml" xmlns:w15="http://schemas.microsoft.com/office/word/2012/wordml" xmlns:w16cei="http://schemas.microsoft.com/office/word/2026/wordml/cei" xmlns:w16cex="http://schemas.microsoft.com/office/word/2018/wordml/cex" xmlns:w16cid="http://schemas.microsoft.com/office/word/2016/wordml/cid" xmlns:w16="http://schemas.microsoft.com/office/word/2018/wordml" xmlns:w16du="http://schemas.microsoft.com/office/word/2023/wordml/word16du" xmlns:w16sdtdh="http://schemas.microsoft.com/office/word/2020/wordml/sdtdatahash" xmlns:w16sdtfl="http://schemas.microsoft.com/office/word/2024/wordml/sdtformatlock" xmlns:w16se="http://schemas.microsoft.com/office/word/2015/wordml/symex" xmlns:wpg="http://schemas.microsoft.com/office/word/2010/wordprocessingGroup" xmlns:wpi="http://schemas.microsoft.com/office/word/2010/wordprocessingInk" xmlns:wne="http://schemas.microsoft.com/office/word/2006/wordml" xmlns:wps="http://schemas.microsoft.com/office/word/2010/wordprocessingShape" mc:Ignorable="w14 w15 w16se w16cid w16 w16cex w16sdtdh w16sdtfl w16du wp14">
   <w:footnote w:type="separator" w:id="-1">
     <w:p>
       <w:pPr>
@@ -8507,7 +8825,7 @@
 </file>
 
 <file path=word/header1.xml><?xml version="1.0" encoding="utf-8"?>
-<w:hdr xmlns:wpc="http://schemas.microsoft.com/office/word/2010/wordprocessingCanvas" xmlns:cx="http://schemas.microsoft.com/office/drawing/2014/chartex" xmlns:cx1="http://schemas.microsoft.com/office/drawing/2015/9/8/chartex" xmlns:cx2="http://schemas.microsoft.com/office/drawing/2015/10/21/chartex" xmlns:cx3="http://schemas.microsoft.com/office/drawing/2016/5/9/chartex" xmlns:cx4="http://schemas.microsoft.com/office/drawing/2016/5/10/chartex" xmlns:cx5="http://schemas.microsoft.com/office/drawing/2016/5/11/chartex" xmlns:cx6="http://schemas.microsoft.com/office/drawing/2016/5/12/chartex" xmlns:cx7="http://schemas.microsoft.com/office/drawing/2016/5/13/chartex" xmlns:cx8="http://schemas.microsoft.com/office/drawing/2016/5/14/chartex" xmlns:mc="http://schemas.openxmlformats.org/markup-compatibility/2006" xmlns:aink="http://schemas.microsoft.com/office/drawing/2016/ink" xmlns:am3d="http://schemas.microsoft.com/office/drawing/2017/model3d" xmlns:o="urn:schemas-microsoft-com:office:office" xmlns:oel="http://schemas.microsoft.com/office/2019/extlst" xmlns:r="http://schemas.openxmlformats.org/officeDocument/2006/relationships" xmlns:m="http://schemas.openxmlformats.org/officeDocument/2006/math" xmlns:v="urn:schemas-microsoft-com:vml" xmlns:wp14="http://schemas.microsoft.com/office/word/2010/wordprocessingDrawing" xmlns:wp="http://schemas.openxmlformats.org/drawingml/2006/wordprocessingDrawing" xmlns:w10="urn:schemas-microsoft-com:office:word" xmlns:w="http://schemas.openxmlformats.org/wordprocessingml/2006/main" xmlns:w14="http://schemas.microsoft.com/office/word/2010/wordml" xmlns:w15="http://schemas.microsoft.com/office/word/2012/wordml" xmlns:w16cex="http://schemas.microsoft.com/office/word/2018/wordml/cex" xmlns:w16cid="http://schemas.microsoft.com/office/word/2016/wordml/cid" xmlns:w16="http://schemas.microsoft.com/office/word/2018/wordml" xmlns:w16du="http://schemas.microsoft.com/office/word/2023/wordml/word16du" xmlns:w16sdtdh="http://schemas.microsoft.com/office/word/2020/wordml/sdtdatahash" xmlns:w16sdtfl="http://schemas.microsoft.com/office/word/2024/wordml/sdtformatlock" xmlns:w16se="http://schemas.microsoft.com/office/word/2015/wordml/symex" xmlns:wpg="http://schemas.microsoft.com/office/word/2010/wordprocessingGroup" xmlns:wpi="http://schemas.microsoft.com/office/word/2010/wordprocessingInk" xmlns:wne="http://schemas.microsoft.com/office/word/2006/wordml" xmlns:wps="http://schemas.microsoft.com/office/word/2010/wordprocessingShape" mc:Ignorable="w14 w15 w16se w16cid w16 w16cex w16sdtdh w16sdtfl w16du wp14">
+<w:hdr xmlns:wpc="http://schemas.microsoft.com/office/word/2010/wordprocessingCanvas" xmlns:cx="http://schemas.microsoft.com/office/drawing/2014/chartex" xmlns:cx1="http://schemas.microsoft.com/office/drawing/2015/9/8/chartex" xmlns:cx2="http://schemas.microsoft.com/office/drawing/2015/10/21/chartex" xmlns:cx3="http://schemas.microsoft.com/office/drawing/2016/5/9/chartex" xmlns:cx4="http://schemas.microsoft.com/office/drawing/2016/5/10/chartex" xmlns:cx5="http://schemas.microsoft.com/office/drawing/2016/5/11/chartex" xmlns:cx6="http://schemas.microsoft.com/office/drawing/2016/5/12/chartex" xmlns:cx7="http://schemas.microsoft.com/office/drawing/2016/5/13/chartex" xmlns:cx8="http://schemas.microsoft.com/office/drawing/2016/5/14/chartex" xmlns:mc="http://schemas.openxmlformats.org/markup-compatibility/2006" xmlns:aink="http://schemas.microsoft.com/office/drawing/2016/ink" xmlns:am3d="http://schemas.microsoft.com/office/drawing/2017/model3d" xmlns:o="urn:schemas-microsoft-com:office:office" xmlns:oel="http://schemas.microsoft.com/office/2019/extlst" xmlns:r="http://schemas.openxmlformats.org/officeDocument/2006/relationships" xmlns:m="http://schemas.openxmlformats.org/officeDocument/2006/math" xmlns:v="urn:schemas-microsoft-com:vml" xmlns:wp14="http://schemas.microsoft.com/office/word/2010/wordprocessingDrawing" xmlns:wp="http://schemas.openxmlformats.org/drawingml/2006/wordprocessingDrawing" xmlns:w10="urn:schemas-microsoft-com:office:word" xmlns:w="http://schemas.openxmlformats.org/wordprocessingml/2006/main" xmlns:w14="http://schemas.microsoft.com/office/word/2010/wordml" xmlns:w15="http://schemas.microsoft.com/office/word/2012/wordml" xmlns:w16cei="http://schemas.microsoft.com/office/word/2026/wordml/cei" xmlns:w16cex="http://schemas.microsoft.com/office/word/2018/wordml/cex" xmlns:w16cid="http://schemas.microsoft.com/office/word/2016/wordml/cid" xmlns:w16="http://schemas.microsoft.com/office/word/2018/wordml" xmlns:w16du="http://schemas.microsoft.com/office/word/2023/wordml/word16du" xmlns:w16sdtdh="http://schemas.microsoft.com/office/word/2020/wordml/sdtdatahash" xmlns:w16sdtfl="http://schemas.microsoft.com/office/word/2024/wordml/sdtformatlock" xmlns:w16se="http://schemas.microsoft.com/office/word/2015/wordml/symex" xmlns:wpg="http://schemas.microsoft.com/office/word/2010/wordprocessingGroup" xmlns:wpi="http://schemas.microsoft.com/office/word/2010/wordprocessingInk" xmlns:wne="http://schemas.microsoft.com/office/word/2006/wordml" xmlns:wps="http://schemas.microsoft.com/office/word/2010/wordprocessingShape" mc:Ignorable="w14 w15 w16se w16cid w16 w16cex w16sdtdh w16sdtfl w16du wp14">
   <w:p>
     <w:pPr>
       <w:pStyle w:val="Header"/>
@@ -8520,7 +8838,7 @@
 </file>
 
 <file path=word/header2.xml><?xml version="1.0" encoding="utf-8"?>
-<w:hdr xmlns:wpc="http://schemas.microsoft.com/office/word/2010/wordprocessingCanvas" xmlns:cx="http://schemas.microsoft.com/office/drawing/2014/chartex" xmlns:cx1="http://schemas.microsoft.com/office/drawing/2015/9/8/chartex" xmlns:cx2="http://schemas.microsoft.com/office/drawing/2015/10/21/chartex" xmlns:cx3="http://schemas.microsoft.com/office/drawing/2016/5/9/chartex" xmlns:cx4="http://schemas.microsoft.com/office/drawing/2016/5/10/chartex" xmlns:cx5="http://schemas.microsoft.com/office/drawing/2016/5/11/chartex" xmlns:cx6="http://schemas.microsoft.com/office/drawing/2016/5/12/chartex" xmlns:cx7="http://schemas.microsoft.com/office/drawing/2016/5/13/chartex" xmlns:cx8="http://schemas.microsoft.com/office/drawing/2016/5/14/chartex" xmlns:mc="http://schemas.openxmlformats.org/markup-compatibility/2006" xmlns:aink="http://schemas.microsoft.com/office/drawing/2016/ink" xmlns:am3d="http://schemas.microsoft.com/office/drawing/2017/model3d" xmlns:o="urn:schemas-microsoft-com:office:office" xmlns:oel="http://schemas.microsoft.com/office/2019/extlst" xmlns:r="http://schemas.openxmlformats.org/officeDocument/2006/relationships" xmlns:m="http://schemas.openxmlformats.org/officeDocument/2006/math" xmlns:v="urn:schemas-microsoft-com:vml" xmlns:wp14="http://schemas.microsoft.com/office/word/2010/wordprocessingDrawing" xmlns:wp="http://schemas.openxmlformats.org/drawingml/2006/wordprocessingDrawing" xmlns:w10="urn:schemas-microsoft-com:office:word" xmlns:w="http://schemas.openxmlformats.org/wordprocessingml/2006/main" xmlns:w14="http://schemas.microsoft.com/office/word/2010/wordml" xmlns:w15="http://schemas.microsoft.com/office/word/2012/wordml" xmlns:w16cex="http://schemas.microsoft.com/office/word/2018/wordml/cex" xmlns:w16cid="http://schemas.microsoft.com/office/word/2016/wordml/cid" xmlns:w16="http://schemas.microsoft.com/office/word/2018/wordml" xmlns:w16du="http://schemas.microsoft.com/office/word/2023/wordml/word16du" xmlns:w16sdtdh="http://schemas.microsoft.com/office/word/2020/wordml/sdtdatahash" xmlns:w16sdtfl="http://schemas.microsoft.com/office/word/2024/wordml/sdtformatlock" xmlns:w16se="http://schemas.microsoft.com/office/word/2015/wordml/symex" xmlns:wpg="http://schemas.microsoft.com/office/word/2010/wordprocessingGroup" xmlns:wpi="http://schemas.microsoft.com/office/word/2010/wordprocessingInk" xmlns:wne="http://schemas.microsoft.com/office/word/2006/wordml" xmlns:wps="http://schemas.microsoft.com/office/word/2010/wordprocessingShape" mc:Ignorable="w14 w15 w16se w16cid w16 w16cex w16sdtdh w16sdtfl w16du wp14">
+<w:hdr xmlns:wpc="http://schemas.microsoft.com/office/word/2010/wordprocessingCanvas" xmlns:cx="http://schemas.microsoft.com/office/drawing/2014/chartex" xmlns:cx1="http://schemas.microsoft.com/office/drawing/2015/9/8/chartex" xmlns:cx2="http://schemas.microsoft.com/office/drawing/2015/10/21/chartex" xmlns:cx3="http://schemas.microsoft.com/office/drawing/2016/5/9/chartex" xmlns:cx4="http://schemas.microsoft.com/office/drawing/2016/5/10/chartex" xmlns:cx5="http://schemas.microsoft.com/office/drawing/2016/5/11/chartex" xmlns:cx6="http://schemas.microsoft.com/office/drawing/2016/5/12/chartex" xmlns:cx7="http://schemas.microsoft.com/office/drawing/2016/5/13/chartex" xmlns:cx8="http://schemas.microsoft.com/office/drawing/2016/5/14/chartex" xmlns:mc="http://schemas.openxmlformats.org/markup-compatibility/2006" xmlns:aink="http://schemas.microsoft.com/office/drawing/2016/ink" xmlns:am3d="http://schemas.microsoft.com/office/drawing/2017/model3d" xmlns:o="urn:schemas-microsoft-com:office:office" xmlns:oel="http://schemas.microsoft.com/office/2019/extlst" xmlns:r="http://schemas.openxmlformats.org/officeDocument/2006/relationships" xmlns:m="http://schemas.openxmlformats.org/officeDocument/2006/math" xmlns:v="urn:schemas-microsoft-com:vml" xmlns:wp14="http://schemas.microsoft.com/office/word/2010/wordprocessingDrawing" xmlns:wp="http://schemas.openxmlformats.org/drawingml/2006/wordprocessingDrawing" xmlns:w10="urn:schemas-microsoft-com:office:word" xmlns:w="http://schemas.openxmlformats.org/wordprocessingml/2006/main" xmlns:w14="http://schemas.microsoft.com/office/word/2010/wordml" xmlns:w15="http://schemas.microsoft.com/office/word/2012/wordml" xmlns:w16cei="http://schemas.microsoft.com/office/word/2026/wordml/cei" xmlns:w16cex="http://schemas.microsoft.com/office/word/2018/wordml/cex" xmlns:w16cid="http://schemas.microsoft.com/office/word/2016/wordml/cid" xmlns:w16="http://schemas.microsoft.com/office/word/2018/wordml" xmlns:w16du="http://schemas.microsoft.com/office/word/2023/wordml/word16du" xmlns:w16sdtdh="http://schemas.microsoft.com/office/word/2020/wordml/sdtdatahash" xmlns:w16sdtfl="http://schemas.microsoft.com/office/word/2024/wordml/sdtformatlock" xmlns:w16se="http://schemas.microsoft.com/office/word/2015/wordml/symex" xmlns:wpg="http://schemas.microsoft.com/office/word/2010/wordprocessingGroup" xmlns:wpi="http://schemas.microsoft.com/office/word/2010/wordprocessingInk" xmlns:wne="http://schemas.microsoft.com/office/word/2006/wordml" xmlns:wps="http://schemas.microsoft.com/office/word/2010/wordprocessingShape" mc:Ignorable="w14 w15 w16se w16cid w16 w16cex w16sdtdh w16sdtfl w16du wp14">
   <w:p>
     <w:pPr>
       <w:pStyle w:val="Header"/>
